--- a/public/sample.docx
+++ b/public/sample.docx
@@ -4,11 +4,11 @@
   <w:body>
     <w:p>
       <w:pPr>
-        <w:pStyle w:val="Heading1"/>
+        <w:pStyle w:val="Title"/>
         <w:jc w:val="center"/>
       </w:pPr>
       <w:r>
-        <w:t xml:space="preserve">The Lighthouse Keeper</w:t>
+        <w:t xml:space="preserve">A Short Prose Sample</w:t>
       </w:r>
     </w:p>
     <w:p>
@@ -20,7 +20,7 @@
           <w:i/>
           <w:iCs/>
         </w:rPr>
-        <w:t xml:space="preserve">A short sample chapter</w:t>
+        <w:t xml:space="preserve">with deliberate quirks to clean up</w:t>
       </w:r>
     </w:p>
     <w:p>
@@ -29,105 +29,40 @@
       </w:r>
     </w:p>
     <w:p>
-      <w:pPr>
-        <w:pStyle w:val="Heading2"/>
-      </w:pPr>
-      <w:r>
-        <w:t xml:space="preserve">Chapter 1 — The Storm</w:t>
-      </w:r>
-    </w:p>
-    <w:p>
-      <w:r>
-        <w:rPr>
-          <w:b/>
-          <w:bCs/>
-        </w:rPr>
-        <w:t xml:space="preserve">	Eliza</w:t>
-      </w:r>
-      <w:r>
-        <w:t xml:space="preserve"> had tended the lamp for </w:t>
-      </w:r>
-      <w:r>
-        <w:rPr>
-          <w:i/>
-          <w:iCs/>
-        </w:rPr>
-        <w:t xml:space="preserve">thirty-two years</w:t>
-      </w:r>
-      <w:r>
-        <w:t xml:space="preserve">. The cliffs of Brae had seen worse than tonight's gale — and yet, something about the wind felt </w:t>
-      </w:r>
-      <w:r>
-        <w:rPr>
-          <w:b/>
-          <w:bCs/>
-          <w:i/>
-          <w:iCs/>
-        </w:rPr>
-        <w:t xml:space="preserve">wrong</w:t>
-      </w:r>
-      <w:r>
-        <w:t xml:space="preserve">.</w:t>
-      </w:r>
-    </w:p>
-    <w:p>
-      <w:r>
-        <w:t xml:space="preserve">She climbed the spiral stair, counting the worn treads. One hundred and forty-two. The same as the day she arrived. </w:t>
-      </w:r>
-      <w:r>
-        <w:t xml:space="preserve">“Steady on,”</w:t>
-      </w:r>
-      <w:r>
-        <w:t xml:space="preserve"> she muttered, as the tower hummed around her.</w:t>
-      </w:r>
-    </w:p>
-    <w:p>
-      <w:r>
-        <w:t xml:space="preserve"/>
-      </w:r>
-    </w:p>
-    <w:p>
-      <w:r>
-        <w:t xml:space="preserve"/>
-      </w:r>
-    </w:p>
-    <w:p>
-      <w:pPr>
-        <w:pStyle w:val="Heading2"/>
-      </w:pPr>
-      <w:r>
-        <w:t xml:space="preserve">Chapter 2 — The Visitor</w:t>
-      </w:r>
-    </w:p>
-    <w:p>
-      <w:r>
-        <w:t xml:space="preserve">	A knock came at dawn.  There were two of them — strangers — soaked through and shivering.  The taller one carried a wooden box marked </w:t>
-      </w:r>
-      <w:r>
-        <w:t xml:space="preserve">H₂O</w:t>
-      </w:r>
-      <w:r>
-        <w:t xml:space="preserve"> in faded paint.</w:t>
-      </w:r>
-    </w:p>
-    <w:p>
-      <w:r>
-        <w:t xml:space="preserve">Eliza poured tea. She did not ask their names.</w:t>
-      </w:r>
-    </w:p>
-    <w:p>
-      <w:r>
-        <w:rPr>
-          <w:vertAlign w:val="superscript"/>
-        </w:rPr>
-        <w:t xml:space="preserve">Footnote</w:t>
-      </w:r>
-      <w:r>
-        <w:t xml:space="preserve">: Brae lighthouse was decommissioned in 1987.</w:t>
+      <w:r>
+        <w:t xml:space="preserve">It was a bright cold morning in April--the kind of morning that  arrives without warning--and Mara stepped outside before the rest of the house had stirred. "I won't be long," she said to no one in particular, pulling her coat tight.</w:t>
+      </w:r>
+    </w:p>
+    <w:p>
+      <w:r>
+        <w:t xml:space="preserve">The lane was quiet. A single bird--she could not name it--called from the hedge, then stopped, as if embarrassed.</w:t>
+      </w:r>
+      <w:r>
+        <w:br/>
+        <w:t xml:space="preserve">She kept walking.</w:t>
+      </w:r>
+      <w:r>
+        <w:br/>
+        <w:t xml:space="preserve">Past the post box, past the bakery (not yet open), past the old church with its crooked sign...</w:t>
+      </w:r>
+    </w:p>
+    <w:p>
+      <w:r>
+        <w:t xml:space="preserve">She thought of her grandmother's words:  "There are two kinds of mornings--ones you remember, and ones you almost do."  At the time it had sounded like nonsense. Now--standing in the cold, three blocks from anywhere--it sounded like the only true thing anyone had ever said to her.</w:t>
+      </w:r>
+    </w:p>
+    <w:p>
+      <w:r>
+        <w:t xml:space="preserve">By the time she turned back, the sky had  shifted from grey to the palest, palest blue. The bird was singing again. The bakery light was on.</w:t>
+      </w:r>
+    </w:p>
+    <w:p>
+      <w:r>
+        <w:t xml:space="preserve">"Good morning," she said, this time to the baker, who nodded as if he'd been expecting her all along.</w:t>
       </w:r>
     </w:p>
     <w:sectPr>
-      <w:pgSz w:w="12240" w:h="15840" w:orient="portrait"/>
+      <w:pgSz w:w="11906" w:h="16838" w:orient="portrait"/>
       <w:pgMar w:top="1440" w:right="1440" w:bottom="1440" w:left="1440" w:header="708" w:footer="708" w:gutter="0"/>
       <w:pgNumType/>
       <w:docGrid w:linePitch="360"/>
@@ -312,13 +247,7 @@
 <file path=word/styles.xml><?xml version="1.0" encoding="utf-8"?>
 <w:styles xmlns:mc="http://schemas.openxmlformats.org/markup-compatibility/2006" xmlns:r="http://schemas.openxmlformats.org/officeDocument/2006/relationships" xmlns:w="http://schemas.openxmlformats.org/wordprocessingml/2006/main" xmlns:w14="http://schemas.microsoft.com/office/word/2010/wordml" xmlns:w15="http://schemas.microsoft.com/office/word/2012/wordml" mc:Ignorable="w14 w15">
   <w:docDefaults>
-    <w:rPrDefault>
-      <w:rPr>
-        <w:rFonts w:ascii="Times New Roman" w:cs="Times New Roman" w:eastAsia="Times New Roman" w:hAnsi="Times New Roman"/>
-        <w:sz w:val="24"/>
-        <w:szCs w:val="24"/>
-      </w:rPr>
-    </w:rPrDefault>
+    <w:rPrDefault/>
     <w:pPrDefault/>
   </w:docDefaults>
   <w:style w:type="paragraph" w:styleId="Title">
@@ -492,39 +421,5 @@
       <w:szCs w:val="20"/>
     </w:rPr>
   </w:style>
-  <w:style w:type="paragraph" w:styleId="Heading1">
-    <w:name w:val="Heading 1"/>
-    <w:basedOn w:val="Normal"/>
-    <w:next w:val="Normal"/>
-    <w:qFormat/>
-    <w:pPr>
-      <w:spacing w:after="120" w:before="240"/>
-      <w:outlineLvl w:val="0"/>
-    </w:pPr>
-    <w:rPr>
-      <w:rFonts w:ascii="Times New Roman" w:cs="Times New Roman" w:eastAsia="Times New Roman" w:hAnsi="Times New Roman"/>
-      <w:b/>
-      <w:bCs/>
-      <w:sz w:val="36"/>
-      <w:szCs w:val="36"/>
-    </w:rPr>
-  </w:style>
-  <w:style w:type="paragraph" w:styleId="Heading2">
-    <w:name w:val="Heading 2"/>
-    <w:basedOn w:val="Normal"/>
-    <w:next w:val="Normal"/>
-    <w:qFormat/>
-    <w:pPr>
-      <w:spacing w:after="100" w:before="200"/>
-      <w:outlineLvl w:val="1"/>
-    </w:pPr>
-    <w:rPr>
-      <w:rFonts w:ascii="Times New Roman" w:cs="Times New Roman" w:eastAsia="Times New Roman" w:hAnsi="Times New Roman"/>
-      <w:b/>
-      <w:bCs/>
-      <w:sz w:val="28"/>
-      <w:szCs w:val="28"/>
-    </w:rPr>
-  </w:style>
 </w:styles>
 </file>